--- a/Prompt/JM Thai Massage Management System Prompt_v7.docx
+++ b/Prompt/JM Thai Massage Management System Prompt_v7.docx
@@ -493,6 +493,7 @@
           <w:rFonts w:ascii="TH Sarabun New" w:hAnsi="TH Sarabun New" w:cs="TH Sarabun New"/>
           <w:b/>
           <w:bCs/>
+          <w:noProof/>
           <w:sz w:val="36"/>
           <w:szCs w:val="36"/>
           <w:cs/>
@@ -537,7 +538,7 @@
     <w:p>
       <w:pPr>
         <w:rPr>
-          <w:rFonts w:ascii="TH Sarabun New" w:hAnsi="TH Sarabun New" w:cs="TH Sarabun New" w:hint="cs"/>
+          <w:rFonts w:ascii="TH Sarabun New" w:hAnsi="TH Sarabun New" w:cs="TH Sarabun New"/>
           <w:b/>
           <w:bCs/>
           <w:sz w:val="36"/>
@@ -1369,15 +1370,7 @@
           <w:sz w:val="36"/>
           <w:szCs w:val="36"/>
         </w:rPr>
-        <w:t>updated</w:t>
-      </w:r>
-      <w:r>
-        <w:rPr>
-          <w:rFonts w:ascii="TH Sarabun New" w:hAnsi="TH Sarabun New" w:cs="TH Sarabun New"/>
-          <w:sz w:val="36"/>
-          <w:szCs w:val="36"/>
-        </w:rPr>
-        <w:t>_by</w:t>
+        <w:t>updated_by</w:t>
       </w:r>
       <w:proofErr w:type="spellEnd"/>
       <w:r>
@@ -1412,16 +1405,7 @@
           <w:szCs w:val="36"/>
           <w:cs/>
         </w:rPr>
-        <w:t>ผู้</w:t>
-      </w:r>
-      <w:r>
-        <w:rPr>
-          <w:rFonts w:ascii="TH Sarabun New" w:hAnsi="TH Sarabun New" w:cs="TH Sarabun New" w:hint="cs"/>
-          <w:sz w:val="36"/>
-          <w:szCs w:val="36"/>
-          <w:cs/>
-        </w:rPr>
-        <w:t>อัปเดต</w:t>
+        <w:t>ผู้อัปเดต</w:t>
       </w:r>
       <w:r>
         <w:rPr>
@@ -1438,16 +1422,7 @@
           <w:szCs w:val="36"/>
           <w:cs/>
         </w:rPr>
-        <w:t xml:space="preserve"> </w:t>
-      </w:r>
-      <w:r>
-        <w:rPr>
-          <w:rFonts w:ascii="TH Sarabun New" w:hAnsi="TH Sarabun New" w:cs="TH Sarabun New" w:hint="cs"/>
-          <w:sz w:val="36"/>
-          <w:szCs w:val="36"/>
-          <w:cs/>
-        </w:rPr>
-        <w:t xml:space="preserve">โดยนำ ค่าใน </w:t>
+        <w:t xml:space="preserve"> โดยนำ ค่าใน </w:t>
       </w:r>
       <w:r>
         <w:rPr>
@@ -1706,6 +1681,8 @@
         </w:numPr>
         <w:rPr>
           <w:rFonts w:ascii="TH Sarabun New" w:hAnsi="TH Sarabun New" w:cs="TH Sarabun New"/>
+          <w:b/>
+          <w:bCs/>
           <w:sz w:val="36"/>
           <w:szCs w:val="36"/>
         </w:rPr>
@@ -1761,6 +1738,134 @@
           <w:cs/>
         </w:rPr>
         <w:t>ใช้เก็บข้อมูลดังต่อไปนี้</w:t>
+      </w:r>
+      <w:r>
+        <w:rPr>
+          <w:rFonts w:ascii="TH Sarabun New" w:hAnsi="TH Sarabun New" w:cs="TH Sarabun New" w:hint="cs"/>
+          <w:sz w:val="36"/>
+          <w:szCs w:val="36"/>
+          <w:cs/>
+        </w:rPr>
+        <w:t xml:space="preserve"> </w:t>
+      </w:r>
+      <w:r>
+        <w:rPr>
+          <w:rFonts w:ascii="TH Sarabun New" w:hAnsi="TH Sarabun New" w:cs="TH Sarabun New"/>
+          <w:b/>
+          <w:bCs/>
+          <w:sz w:val="36"/>
+          <w:szCs w:val="36"/>
+        </w:rPr>
+        <w:t>(</w:t>
+      </w:r>
+      <w:r>
+        <w:rPr>
+          <w:rFonts w:ascii="TH Sarabun New" w:hAnsi="TH Sarabun New" w:cs="TH Sarabun New" w:hint="cs"/>
+          <w:b/>
+          <w:bCs/>
+          <w:sz w:val="36"/>
+          <w:szCs w:val="36"/>
+          <w:cs/>
+        </w:rPr>
+        <w:t>เนื่องจาก เป็นหน้าจอข้อมูล</w:t>
+      </w:r>
+      <w:r>
+        <w:rPr>
+          <w:rFonts w:ascii="TH Sarabun New" w:hAnsi="TH Sarabun New" w:cs="TH Sarabun New" w:hint="cs"/>
+          <w:b/>
+          <w:bCs/>
+          <w:sz w:val="36"/>
+          <w:szCs w:val="36"/>
+          <w:cs/>
+        </w:rPr>
+        <w:t>ผู้ดูแลระบบ</w:t>
+      </w:r>
+      <w:r>
+        <w:rPr>
+          <w:rFonts w:ascii="TH Sarabun New" w:hAnsi="TH Sarabun New" w:cs="TH Sarabun New" w:hint="cs"/>
+          <w:b/>
+          <w:bCs/>
+          <w:sz w:val="36"/>
+          <w:szCs w:val="36"/>
+          <w:cs/>
+        </w:rPr>
+        <w:t xml:space="preserve"> ดังนั้น มี </w:t>
+      </w:r>
+      <w:proofErr w:type="spellStart"/>
+      <w:r>
+        <w:rPr>
+          <w:rFonts w:ascii="TH Sarabun New" w:hAnsi="TH Sarabun New" w:cs="TH Sarabun New"/>
+          <w:b/>
+          <w:bCs/>
+          <w:sz w:val="36"/>
+          <w:szCs w:val="36"/>
+        </w:rPr>
+        <w:t>person_flag</w:t>
+      </w:r>
+      <w:proofErr w:type="spellEnd"/>
+      <w:r>
+        <w:rPr>
+          <w:rFonts w:ascii="TH Sarabun New" w:hAnsi="TH Sarabun New" w:cs="TH Sarabun New"/>
+          <w:b/>
+          <w:bCs/>
+          <w:sz w:val="36"/>
+          <w:szCs w:val="36"/>
+        </w:rPr>
+        <w:t xml:space="preserve"> </w:t>
+      </w:r>
+      <w:r>
+        <w:rPr>
+          <w:rFonts w:ascii="TH Sarabun New" w:hAnsi="TH Sarabun New" w:cs="TH Sarabun New" w:hint="cs"/>
+          <w:b/>
+          <w:bCs/>
+          <w:sz w:val="36"/>
+          <w:szCs w:val="36"/>
+          <w:cs/>
+        </w:rPr>
+        <w:t>เป็นไปได้ 2 ค่า คือ</w:t>
+      </w:r>
+      <w:r>
+        <w:rPr>
+          <w:rFonts w:ascii="TH Sarabun New" w:hAnsi="TH Sarabun New" w:cs="TH Sarabun New" w:hint="cs"/>
+          <w:b/>
+          <w:bCs/>
+          <w:sz w:val="36"/>
+          <w:szCs w:val="36"/>
+          <w:cs/>
+        </w:rPr>
+        <w:t xml:space="preserve"> </w:t>
+      </w:r>
+      <w:r>
+        <w:rPr>
+          <w:rFonts w:ascii="TH Sarabun New" w:hAnsi="TH Sarabun New" w:cs="TH Sarabun New" w:hint="cs"/>
+          <w:b/>
+          <w:bCs/>
+          <w:sz w:val="36"/>
+          <w:szCs w:val="36"/>
+          <w:cs/>
+        </w:rPr>
+        <w:t>9 หรือ 8</w:t>
+      </w:r>
+      <w:r>
+        <w:rPr>
+          <w:rFonts w:ascii="TH Sarabun New" w:hAnsi="TH Sarabun New" w:cs="TH Sarabun New" w:hint="cs"/>
+          <w:b/>
+          <w:bCs/>
+          <w:sz w:val="36"/>
+          <w:szCs w:val="36"/>
+          <w:cs/>
+        </w:rPr>
+        <w:t xml:space="preserve"> เท่านั้น</w:t>
+      </w:r>
+      <w:r>
+        <w:rPr>
+          <w:rFonts w:ascii="TH Sarabun New" w:hAnsi="TH Sarabun New" w:cs="TH Sarabun New"/>
+          <w:b/>
+          <w:bCs/>
+          <w:sz w:val="36"/>
+          <w:szCs w:val="36"/>
+        </w:rPr>
+        <w:t>)</w:t>
       </w:r>
     </w:p>
     <w:p>
@@ -1800,7 +1905,7 @@
           <w:szCs w:val="36"/>
           <w:cs/>
         </w:rPr>
-        <w:t>ผู้ดูแลระบบ</w:t>
+        <w:t>ผู้ดูแลระบบสูงสุด</w:t>
       </w:r>
       <w:r>
         <w:rPr>
@@ -1819,19 +1924,19 @@
           <w:numId w:val="17"/>
         </w:numPr>
         <w:rPr>
-          <w:rFonts w:ascii="TH Sarabun New" w:hAnsi="TH Sarabun New" w:cs="TH Sarabun New"/>
-          <w:sz w:val="36"/>
-          <w:szCs w:val="36"/>
-        </w:rPr>
-      </w:pPr>
-      <w:r>
-        <w:rPr>
-          <w:rFonts w:ascii="TH Sarabun New" w:hAnsi="TH Sarabun New" w:cs="TH Sarabun New" w:hint="cs"/>
-          <w:sz w:val="36"/>
-          <w:szCs w:val="36"/>
-          <w:cs/>
-        </w:rPr>
-        <w:t xml:space="preserve">ถ้ามีค่าเป็น 2 คือ </w:t>
+          <w:rFonts w:ascii="TH Sarabun New" w:hAnsi="TH Sarabun New" w:cs="TH Sarabun New" w:hint="cs"/>
+          <w:sz w:val="36"/>
+          <w:szCs w:val="36"/>
+        </w:rPr>
+      </w:pPr>
+      <w:r>
+        <w:rPr>
+          <w:rFonts w:ascii="TH Sarabun New" w:hAnsi="TH Sarabun New" w:cs="TH Sarabun New" w:hint="cs"/>
+          <w:sz w:val="36"/>
+          <w:szCs w:val="36"/>
+          <w:cs/>
+        </w:rPr>
+        <w:t xml:space="preserve">ถ้ามีค่าเป็น 8 คือ </w:t>
       </w:r>
       <w:r>
         <w:rPr>
@@ -1848,7 +1953,7 @@
           <w:szCs w:val="36"/>
           <w:cs/>
         </w:rPr>
-        <w:t>พนักงาน</w:t>
+        <w:t>ผู้ดูแลระบบ</w:t>
       </w:r>
       <w:r>
         <w:rPr>
@@ -1879,6 +1984,54 @@
           <w:szCs w:val="36"/>
           <w:cs/>
         </w:rPr>
+        <w:t xml:space="preserve">ถ้ามีค่าเป็น 2 คือ </w:t>
+      </w:r>
+      <w:r>
+        <w:rPr>
+          <w:rFonts w:ascii="TH Sarabun New" w:hAnsi="TH Sarabun New" w:cs="TH Sarabun New"/>
+          <w:sz w:val="36"/>
+          <w:szCs w:val="36"/>
+        </w:rPr>
+        <w:t>“</w:t>
+      </w:r>
+      <w:r>
+        <w:rPr>
+          <w:rFonts w:ascii="TH Sarabun New" w:hAnsi="TH Sarabun New" w:cs="TH Sarabun New" w:hint="cs"/>
+          <w:sz w:val="36"/>
+          <w:szCs w:val="36"/>
+          <w:cs/>
+        </w:rPr>
+        <w:t>พนักงาน</w:t>
+      </w:r>
+      <w:r>
+        <w:rPr>
+          <w:rFonts w:ascii="TH Sarabun New" w:hAnsi="TH Sarabun New" w:cs="TH Sarabun New"/>
+          <w:sz w:val="36"/>
+          <w:szCs w:val="36"/>
+        </w:rPr>
+        <w:t>”</w:t>
+      </w:r>
+    </w:p>
+    <w:p>
+      <w:pPr>
+        <w:pStyle w:val="ListParagraph"/>
+        <w:numPr>
+          <w:ilvl w:val="1"/>
+          <w:numId w:val="17"/>
+        </w:numPr>
+        <w:rPr>
+          <w:rFonts w:ascii="TH Sarabun New" w:hAnsi="TH Sarabun New" w:cs="TH Sarabun New"/>
+          <w:sz w:val="36"/>
+          <w:szCs w:val="36"/>
+        </w:rPr>
+      </w:pPr>
+      <w:r>
+        <w:rPr>
+          <w:rFonts w:ascii="TH Sarabun New" w:hAnsi="TH Sarabun New" w:cs="TH Sarabun New" w:hint="cs"/>
+          <w:sz w:val="36"/>
+          <w:szCs w:val="36"/>
+          <w:cs/>
+        </w:rPr>
         <w:t xml:space="preserve">ถ้ามีค่าเป็น 1 คือ </w:t>
       </w:r>
       <w:r>
@@ -1906,6 +2059,39 @@
         </w:rPr>
         <w:t>”</w:t>
       </w:r>
+    </w:p>
+    <w:p>
+      <w:pPr>
+        <w:pStyle w:val="ListParagraph"/>
+        <w:ind w:left="1282"/>
+        <w:rPr>
+          <w:rFonts w:ascii="TH Sarabun New" w:hAnsi="TH Sarabun New" w:cs="TH Sarabun New"/>
+          <w:sz w:val="36"/>
+          <w:szCs w:val="36"/>
+        </w:rPr>
+      </w:pPr>
+    </w:p>
+    <w:p>
+      <w:pPr>
+        <w:pStyle w:val="ListParagraph"/>
+        <w:ind w:left="1282"/>
+        <w:rPr>
+          <w:rFonts w:ascii="TH Sarabun New" w:hAnsi="TH Sarabun New" w:cs="TH Sarabun New"/>
+          <w:sz w:val="36"/>
+          <w:szCs w:val="36"/>
+        </w:rPr>
+      </w:pPr>
+    </w:p>
+    <w:p>
+      <w:pPr>
+        <w:pStyle w:val="ListParagraph"/>
+        <w:ind w:left="1282"/>
+        <w:rPr>
+          <w:rFonts w:ascii="TH Sarabun New" w:hAnsi="TH Sarabun New" w:cs="TH Sarabun New" w:hint="cs"/>
+          <w:sz w:val="36"/>
+          <w:szCs w:val="36"/>
+        </w:rPr>
+      </w:pPr>
     </w:p>
     <w:p>
       <w:pPr>
@@ -1927,6 +2113,7 @@
           <w:szCs w:val="36"/>
           <w:cs/>
         </w:rPr>
+        <w:lastRenderedPageBreak/>
         <w:t>เพิ่ม</w:t>
       </w:r>
       <w:r>
@@ -2055,7 +2242,7 @@
           <w:numId w:val="17"/>
         </w:numPr>
         <w:rPr>
-          <w:rFonts w:ascii="TH Sarabun New" w:hAnsi="TH Sarabun New" w:cs="TH Sarabun New" w:hint="cs"/>
+          <w:rFonts w:ascii="TH Sarabun New" w:hAnsi="TH Sarabun New" w:cs="TH Sarabun New"/>
           <w:sz w:val="36"/>
           <w:szCs w:val="36"/>
         </w:rPr>
@@ -2126,7 +2313,7 @@
       <w:pPr>
         <w:ind w:left="360"/>
         <w:rPr>
-          <w:rFonts w:ascii="TH Sarabun New" w:hAnsi="TH Sarabun New" w:cs="TH Sarabun New" w:hint="cs"/>
+          <w:rFonts w:ascii="TH Sarabun New" w:hAnsi="TH Sarabun New" w:cs="TH Sarabun New"/>
           <w:sz w:val="36"/>
           <w:szCs w:val="36"/>
         </w:rPr>
@@ -2148,7 +2335,6 @@
           <w:szCs w:val="36"/>
           <w:cs/>
         </w:rPr>
-        <w:lastRenderedPageBreak/>
         <w:t xml:space="preserve">หลังจาก </w:t>
       </w:r>
       <w:r>
@@ -2306,8 +2492,317 @@
     </w:p>
     <w:p>
       <w:pPr>
-        <w:rPr>
-          <w:rFonts w:ascii="TH Sarabun New" w:hAnsi="TH Sarabun New" w:cs="TH Sarabun New" w:hint="cs"/>
+        <w:pStyle w:val="ListParagraph"/>
+        <w:numPr>
+          <w:ilvl w:val="0"/>
+          <w:numId w:val="18"/>
+        </w:numPr>
+        <w:rPr>
+          <w:rFonts w:ascii="TH Sarabun New" w:hAnsi="TH Sarabun New" w:cs="TH Sarabun New"/>
+          <w:sz w:val="36"/>
+          <w:szCs w:val="36"/>
+        </w:rPr>
+      </w:pPr>
+      <w:r>
+        <w:rPr>
+          <w:rFonts w:ascii="TH Sarabun New" w:hAnsi="TH Sarabun New" w:cs="TH Sarabun New" w:hint="cs"/>
+          <w:sz w:val="36"/>
+          <w:szCs w:val="36"/>
+          <w:cs/>
+        </w:rPr>
+        <w:t>ช่วยปรับแก้ให้ในส่วนของ หน้าจอผู้ดูแลระบบ มีเงื่อนไขในการใช้งานดังต่อไปนี้</w:t>
+      </w:r>
+    </w:p>
+    <w:p>
+      <w:pPr>
+        <w:pStyle w:val="ListParagraph"/>
+        <w:numPr>
+          <w:ilvl w:val="1"/>
+          <w:numId w:val="18"/>
+        </w:numPr>
+        <w:rPr>
+          <w:rFonts w:ascii="TH Sarabun New" w:hAnsi="TH Sarabun New" w:cs="TH Sarabun New"/>
+          <w:sz w:val="36"/>
+          <w:szCs w:val="36"/>
+        </w:rPr>
+      </w:pPr>
+      <w:r>
+        <w:rPr>
+          <w:rFonts w:ascii="TH Sarabun New" w:hAnsi="TH Sarabun New" w:cs="TH Sarabun New" w:hint="cs"/>
+          <w:sz w:val="36"/>
+          <w:szCs w:val="36"/>
+          <w:cs/>
+        </w:rPr>
+        <w:t xml:space="preserve">ผู้ดูแลระบบระดับสูงสุด </w:t>
+      </w:r>
+      <w:r>
+        <w:rPr>
+          <w:rFonts w:ascii="TH Sarabun New" w:hAnsi="TH Sarabun New" w:cs="TH Sarabun New"/>
+          <w:sz w:val="36"/>
+          <w:szCs w:val="36"/>
+        </w:rPr>
+        <w:t>(</w:t>
+      </w:r>
+      <w:r>
+        <w:rPr>
+          <w:rFonts w:ascii="TH Sarabun New" w:hAnsi="TH Sarabun New" w:cs="TH Sarabun New" w:hint="cs"/>
+          <w:sz w:val="36"/>
+          <w:szCs w:val="36"/>
+          <w:cs/>
+        </w:rPr>
+        <w:t xml:space="preserve">มี </w:t>
+      </w:r>
+      <w:proofErr w:type="spellStart"/>
+      <w:r>
+        <w:rPr>
+          <w:rFonts w:ascii="TH Sarabun New" w:hAnsi="TH Sarabun New" w:cs="TH Sarabun New"/>
+          <w:sz w:val="36"/>
+          <w:szCs w:val="36"/>
+        </w:rPr>
+        <w:t>person_flag</w:t>
+      </w:r>
+      <w:proofErr w:type="spellEnd"/>
+      <w:r>
+        <w:rPr>
+          <w:rFonts w:ascii="TH Sarabun New" w:hAnsi="TH Sarabun New" w:cs="TH Sarabun New"/>
+          <w:sz w:val="36"/>
+          <w:szCs w:val="36"/>
+        </w:rPr>
+        <w:t xml:space="preserve"> </w:t>
+      </w:r>
+      <w:r>
+        <w:rPr>
+          <w:rFonts w:ascii="TH Sarabun New" w:hAnsi="TH Sarabun New" w:cs="TH Sarabun New" w:hint="cs"/>
+          <w:sz w:val="36"/>
+          <w:szCs w:val="36"/>
+          <w:cs/>
+        </w:rPr>
+        <w:t>เท่ากับ 9 สามารถใช้งาน</w:t>
+      </w:r>
+      <w:r>
+        <w:rPr>
+          <w:rFonts w:ascii="TH Sarabun New" w:hAnsi="TH Sarabun New" w:cs="TH Sarabun New" w:hint="cs"/>
+          <w:sz w:val="36"/>
+          <w:szCs w:val="36"/>
+          <w:cs/>
+        </w:rPr>
+        <w:t xml:space="preserve"> เพิ่มข้อมูล</w:t>
+      </w:r>
+      <w:r>
+        <w:rPr>
+          <w:rFonts w:ascii="TH Sarabun New" w:hAnsi="TH Sarabun New" w:cs="TH Sarabun New"/>
+          <w:sz w:val="36"/>
+          <w:szCs w:val="36"/>
+        </w:rPr>
+        <w:t xml:space="preserve">, </w:t>
+      </w:r>
+      <w:r>
+        <w:rPr>
+          <w:rFonts w:ascii="TH Sarabun New" w:hAnsi="TH Sarabun New" w:cs="TH Sarabun New" w:hint="cs"/>
+          <w:sz w:val="36"/>
+          <w:szCs w:val="36"/>
+          <w:cs/>
+        </w:rPr>
+        <w:t>แก้ไขข้อมูล</w:t>
+      </w:r>
+      <w:r>
+        <w:rPr>
+          <w:rFonts w:ascii="TH Sarabun New" w:hAnsi="TH Sarabun New" w:cs="TH Sarabun New"/>
+          <w:sz w:val="36"/>
+          <w:szCs w:val="36"/>
+        </w:rPr>
+        <w:t xml:space="preserve"> </w:t>
+      </w:r>
+      <w:r>
+        <w:rPr>
+          <w:rFonts w:ascii="TH Sarabun New" w:hAnsi="TH Sarabun New" w:cs="TH Sarabun New" w:hint="cs"/>
+          <w:sz w:val="36"/>
+          <w:szCs w:val="36"/>
+          <w:cs/>
+        </w:rPr>
+        <w:t>และลบข้อมูล ของผู้ดูแลระบบคนอื่นได้</w:t>
+      </w:r>
+      <w:r>
+        <w:rPr>
+          <w:rFonts w:ascii="TH Sarabun New" w:hAnsi="TH Sarabun New" w:cs="TH Sarabun New"/>
+          <w:sz w:val="36"/>
+          <w:szCs w:val="36"/>
+        </w:rPr>
+        <w:t>)</w:t>
+      </w:r>
+    </w:p>
+    <w:p>
+      <w:pPr>
+        <w:pStyle w:val="ListParagraph"/>
+        <w:numPr>
+          <w:ilvl w:val="1"/>
+          <w:numId w:val="18"/>
+        </w:numPr>
+        <w:rPr>
+          <w:rFonts w:ascii="TH Sarabun New" w:hAnsi="TH Sarabun New" w:cs="TH Sarabun New"/>
+          <w:sz w:val="36"/>
+          <w:szCs w:val="36"/>
+        </w:rPr>
+      </w:pPr>
+      <w:r>
+        <w:rPr>
+          <w:rFonts w:ascii="TH Sarabun New" w:hAnsi="TH Sarabun New" w:cs="TH Sarabun New" w:hint="cs"/>
+          <w:sz w:val="36"/>
+          <w:szCs w:val="36"/>
+          <w:cs/>
+        </w:rPr>
+        <w:t xml:space="preserve">ผู้ดูแลระบบ </w:t>
+      </w:r>
+      <w:r>
+        <w:rPr>
+          <w:rFonts w:ascii="TH Sarabun New" w:hAnsi="TH Sarabun New" w:cs="TH Sarabun New"/>
+          <w:sz w:val="36"/>
+          <w:szCs w:val="36"/>
+        </w:rPr>
+        <w:t>(</w:t>
+      </w:r>
+      <w:r>
+        <w:rPr>
+          <w:rFonts w:ascii="TH Sarabun New" w:hAnsi="TH Sarabun New" w:cs="TH Sarabun New" w:hint="cs"/>
+          <w:sz w:val="36"/>
+          <w:szCs w:val="36"/>
+          <w:cs/>
+        </w:rPr>
+        <w:t xml:space="preserve">มี </w:t>
+      </w:r>
+      <w:proofErr w:type="spellStart"/>
+      <w:r>
+        <w:rPr>
+          <w:rFonts w:ascii="TH Sarabun New" w:hAnsi="TH Sarabun New" w:cs="TH Sarabun New"/>
+          <w:sz w:val="36"/>
+          <w:szCs w:val="36"/>
+        </w:rPr>
+        <w:t>person_flag</w:t>
+      </w:r>
+      <w:proofErr w:type="spellEnd"/>
+      <w:r>
+        <w:rPr>
+          <w:rFonts w:ascii="TH Sarabun New" w:hAnsi="TH Sarabun New" w:cs="TH Sarabun New"/>
+          <w:sz w:val="36"/>
+          <w:szCs w:val="36"/>
+        </w:rPr>
+        <w:t xml:space="preserve"> </w:t>
+      </w:r>
+      <w:r>
+        <w:rPr>
+          <w:rFonts w:ascii="TH Sarabun New" w:hAnsi="TH Sarabun New" w:cs="TH Sarabun New" w:hint="cs"/>
+          <w:sz w:val="36"/>
+          <w:szCs w:val="36"/>
+          <w:cs/>
+        </w:rPr>
+        <w:t xml:space="preserve">เท่ากับ </w:t>
+      </w:r>
+      <w:r>
+        <w:rPr>
+          <w:rFonts w:ascii="TH Sarabun New" w:hAnsi="TH Sarabun New" w:cs="TH Sarabun New" w:hint="cs"/>
+          <w:sz w:val="36"/>
+          <w:szCs w:val="36"/>
+          <w:cs/>
+        </w:rPr>
+        <w:t>8</w:t>
+      </w:r>
+      <w:r>
+        <w:rPr>
+          <w:rFonts w:ascii="TH Sarabun New" w:hAnsi="TH Sarabun New" w:cs="TH Sarabun New" w:hint="cs"/>
+          <w:sz w:val="36"/>
+          <w:szCs w:val="36"/>
+          <w:cs/>
+        </w:rPr>
+        <w:t xml:space="preserve"> สามารถใช้</w:t>
+      </w:r>
+      <w:r>
+        <w:rPr>
+          <w:rFonts w:ascii="TH Sarabun New" w:hAnsi="TH Sarabun New" w:cs="TH Sarabun New" w:hint="cs"/>
+          <w:sz w:val="36"/>
+          <w:szCs w:val="36"/>
+          <w:cs/>
+        </w:rPr>
+        <w:t>งาน</w:t>
+      </w:r>
+      <w:r>
+        <w:rPr>
+          <w:rFonts w:ascii="TH Sarabun New" w:hAnsi="TH Sarabun New" w:cs="TH Sarabun New"/>
+          <w:sz w:val="36"/>
+          <w:szCs w:val="36"/>
+        </w:rPr>
+        <w:t xml:space="preserve"> </w:t>
+      </w:r>
+      <w:r>
+        <w:rPr>
+          <w:rFonts w:ascii="TH Sarabun New" w:hAnsi="TH Sarabun New" w:cs="TH Sarabun New" w:hint="cs"/>
+          <w:sz w:val="36"/>
+          <w:szCs w:val="36"/>
+          <w:cs/>
+        </w:rPr>
+        <w:t xml:space="preserve">แก้ไขข้อมูล </w:t>
+      </w:r>
+      <w:r>
+        <w:rPr>
+          <w:rFonts w:ascii="TH Sarabun New" w:hAnsi="TH Sarabun New" w:cs="TH Sarabun New" w:hint="cs"/>
+          <w:sz w:val="36"/>
+          <w:szCs w:val="36"/>
+          <w:cs/>
+        </w:rPr>
+        <w:t>ได้เฉพาะข้อมูลของตัวเองเท่านั้น</w:t>
+      </w:r>
+      <w:r>
+        <w:rPr>
+          <w:rFonts w:ascii="TH Sarabun New" w:hAnsi="TH Sarabun New" w:cs="TH Sarabun New" w:hint="cs"/>
+          <w:sz w:val="36"/>
+          <w:szCs w:val="36"/>
+          <w:cs/>
+        </w:rPr>
+        <w:t xml:space="preserve"> </w:t>
+      </w:r>
+      <w:r>
+        <w:rPr>
+          <w:rFonts w:ascii="TH Sarabun New" w:hAnsi="TH Sarabun New" w:cs="TH Sarabun New" w:hint="cs"/>
+          <w:sz w:val="36"/>
+          <w:szCs w:val="36"/>
+          <w:cs/>
+        </w:rPr>
+        <w:t>และ</w:t>
+      </w:r>
+      <w:r>
+        <w:rPr>
+          <w:rFonts w:ascii="TH Sarabun New" w:hAnsi="TH Sarabun New" w:cs="TH Sarabun New" w:hint="cs"/>
+          <w:b/>
+          <w:bCs/>
+          <w:sz w:val="36"/>
+          <w:szCs w:val="36"/>
+          <w:cs/>
+        </w:rPr>
+        <w:t>ไม่สามารถ เพิ่มข้อมูล หรือ ลบข้อมูล</w:t>
+      </w:r>
+      <w:r>
+        <w:rPr>
+          <w:rFonts w:ascii="TH Sarabun New" w:hAnsi="TH Sarabun New" w:cs="TH Sarabun New"/>
+          <w:sz w:val="36"/>
+          <w:szCs w:val="36"/>
+        </w:rPr>
+        <w:t>)</w:t>
+      </w:r>
+    </w:p>
+    <w:p>
+      <w:pPr>
+        <w:pStyle w:val="ListParagraph"/>
+        <w:ind w:left="792"/>
+        <w:rPr>
+          <w:rFonts w:ascii="TH Sarabun New" w:hAnsi="TH Sarabun New" w:cs="TH Sarabun New" w:hint="cs"/>
+          <w:sz w:val="36"/>
+          <w:szCs w:val="36"/>
+        </w:rPr>
+      </w:pPr>
+    </w:p>
+    <w:p>
+      <w:pPr>
+        <w:rPr>
+          <w:rFonts w:ascii="TH Sarabun New" w:hAnsi="TH Sarabun New" w:cs="TH Sarabun New"/>
           <w:sz w:val="36"/>
           <w:szCs w:val="36"/>
           <w:cs/>
@@ -2838,90 +3333,90 @@
   </w:abstractNum>
   <w:abstractNum w:abstractNumId="4" w15:restartNumberingAfterBreak="0">
     <w:nsid w:val="199777DC"/>
-    <w:multiLevelType w:val="hybridMultilevel"/>
-    <w:tmpl w:val="1606443A"/>
-    <w:lvl w:ilvl="0" w:tplc="0409000F">
+    <w:multiLevelType w:val="multilevel"/>
+    <w:tmpl w:val="0409001F"/>
+    <w:lvl w:ilvl="0">
       <w:start w:val="1"/>
       <w:numFmt w:val="decimal"/>
       <w:lvlText w:val="%1."/>
       <w:lvlJc w:val="left"/>
       <w:pPr>
-        <w:ind w:left="720" w:hanging="360"/>
+        <w:ind w:left="360" w:hanging="360"/>
       </w:pPr>
       <w:rPr>
         <w:rFonts w:hint="default"/>
       </w:rPr>
     </w:lvl>
-    <w:lvl w:ilvl="1" w:tplc="04090019" w:tentative="1">
-      <w:start w:val="1"/>
-      <w:numFmt w:val="lowerLetter"/>
-      <w:lvlText w:val="%2."/>
-      <w:lvlJc w:val="left"/>
-      <w:pPr>
-        <w:ind w:left="1440" w:hanging="360"/>
-      </w:pPr>
-    </w:lvl>
-    <w:lvl w:ilvl="2" w:tplc="0409001B" w:tentative="1">
-      <w:start w:val="1"/>
-      <w:numFmt w:val="lowerRoman"/>
-      <w:lvlText w:val="%3."/>
-      <w:lvlJc w:val="right"/>
-      <w:pPr>
-        <w:ind w:left="2160" w:hanging="180"/>
-      </w:pPr>
-    </w:lvl>
-    <w:lvl w:ilvl="3" w:tplc="0409000F" w:tentative="1">
-      <w:start w:val="1"/>
-      <w:numFmt w:val="decimal"/>
-      <w:lvlText w:val="%4."/>
-      <w:lvlJc w:val="left"/>
-      <w:pPr>
-        <w:ind w:left="2880" w:hanging="360"/>
-      </w:pPr>
-    </w:lvl>
-    <w:lvl w:ilvl="4" w:tplc="04090019" w:tentative="1">
-      <w:start w:val="1"/>
-      <w:numFmt w:val="lowerLetter"/>
-      <w:lvlText w:val="%5."/>
-      <w:lvlJc w:val="left"/>
-      <w:pPr>
-        <w:ind w:left="3600" w:hanging="360"/>
-      </w:pPr>
-    </w:lvl>
-    <w:lvl w:ilvl="5" w:tplc="0409001B" w:tentative="1">
-      <w:start w:val="1"/>
-      <w:numFmt w:val="lowerRoman"/>
-      <w:lvlText w:val="%6."/>
-      <w:lvlJc w:val="right"/>
-      <w:pPr>
-        <w:ind w:left="4320" w:hanging="180"/>
-      </w:pPr>
-    </w:lvl>
-    <w:lvl w:ilvl="6" w:tplc="0409000F" w:tentative="1">
-      <w:start w:val="1"/>
-      <w:numFmt w:val="decimal"/>
-      <w:lvlText w:val="%7."/>
-      <w:lvlJc w:val="left"/>
-      <w:pPr>
-        <w:ind w:left="5040" w:hanging="360"/>
-      </w:pPr>
-    </w:lvl>
-    <w:lvl w:ilvl="7" w:tplc="04090019" w:tentative="1">
-      <w:start w:val="1"/>
-      <w:numFmt w:val="lowerLetter"/>
-      <w:lvlText w:val="%8."/>
-      <w:lvlJc w:val="left"/>
-      <w:pPr>
-        <w:ind w:left="5760" w:hanging="360"/>
-      </w:pPr>
-    </w:lvl>
-    <w:lvl w:ilvl="8" w:tplc="0409001B" w:tentative="1">
-      <w:start w:val="1"/>
-      <w:numFmt w:val="lowerRoman"/>
-      <w:lvlText w:val="%9."/>
-      <w:lvlJc w:val="right"/>
-      <w:pPr>
-        <w:ind w:left="6480" w:hanging="180"/>
+    <w:lvl w:ilvl="1">
+      <w:start w:val="1"/>
+      <w:numFmt w:val="decimal"/>
+      <w:lvlText w:val="%1.%2."/>
+      <w:lvlJc w:val="left"/>
+      <w:pPr>
+        <w:ind w:left="792" w:hanging="432"/>
+      </w:pPr>
+    </w:lvl>
+    <w:lvl w:ilvl="2">
+      <w:start w:val="1"/>
+      <w:numFmt w:val="decimal"/>
+      <w:lvlText w:val="%1.%2.%3."/>
+      <w:lvlJc w:val="left"/>
+      <w:pPr>
+        <w:ind w:left="1224" w:hanging="504"/>
+      </w:pPr>
+    </w:lvl>
+    <w:lvl w:ilvl="3">
+      <w:start w:val="1"/>
+      <w:numFmt w:val="decimal"/>
+      <w:lvlText w:val="%1.%2.%3.%4."/>
+      <w:lvlJc w:val="left"/>
+      <w:pPr>
+        <w:ind w:left="1728" w:hanging="648"/>
+      </w:pPr>
+    </w:lvl>
+    <w:lvl w:ilvl="4">
+      <w:start w:val="1"/>
+      <w:numFmt w:val="decimal"/>
+      <w:lvlText w:val="%1.%2.%3.%4.%5."/>
+      <w:lvlJc w:val="left"/>
+      <w:pPr>
+        <w:ind w:left="2232" w:hanging="792"/>
+      </w:pPr>
+    </w:lvl>
+    <w:lvl w:ilvl="5">
+      <w:start w:val="1"/>
+      <w:numFmt w:val="decimal"/>
+      <w:lvlText w:val="%1.%2.%3.%4.%5.%6."/>
+      <w:lvlJc w:val="left"/>
+      <w:pPr>
+        <w:ind w:left="2736" w:hanging="936"/>
+      </w:pPr>
+    </w:lvl>
+    <w:lvl w:ilvl="6">
+      <w:start w:val="1"/>
+      <w:numFmt w:val="decimal"/>
+      <w:lvlText w:val="%1.%2.%3.%4.%5.%6.%7."/>
+      <w:lvlJc w:val="left"/>
+      <w:pPr>
+        <w:ind w:left="3240" w:hanging="1080"/>
+      </w:pPr>
+    </w:lvl>
+    <w:lvl w:ilvl="7">
+      <w:start w:val="1"/>
+      <w:numFmt w:val="decimal"/>
+      <w:lvlText w:val="%1.%2.%3.%4.%5.%6.%7.%8."/>
+      <w:lvlJc w:val="left"/>
+      <w:pPr>
+        <w:ind w:left="3744" w:hanging="1224"/>
+      </w:pPr>
+    </w:lvl>
+    <w:lvl w:ilvl="8">
+      <w:start w:val="1"/>
+      <w:numFmt w:val="decimal"/>
+      <w:lvlText w:val="%1.%2.%3.%4.%5.%6.%7.%8.%9."/>
+      <w:lvlJc w:val="left"/>
+      <w:pPr>
+        <w:ind w:left="4320" w:hanging="1440"/>
       </w:pPr>
     </w:lvl>
   </w:abstractNum>
